--- a/data/human_paras/human_para_38.docx
+++ b/data/human_paras/human_para_38.docx
@@ -4,7 +4,7 @@
   <w:body>
     <w:p>
       <w:r>
-        <w:t>A company should always try by all means to retain its best staff for they contribute a lot towards achievement of company objectives. However no worker should ever receive any preferential treatment irrespective of how valuable to the company they are. Preferential treatment paints a bad picture on the other workers and drives the morale at the workplace even lower. In the case of the hardworking single mother who has childcare issues and transport issues from time to time will be a delicate situation which has to be approached carefully. The best way to approach the situation would be to sit down with the entire staff and try to find out many have transport problems, and if it is a significant number the company might have to intervene and provide shuttle services to the workers so that they will arrive to work on time and production will not be affected. On the issue childcare that would be a more personal issue and in this instance l would advise the single mother to take a couple of days off and try and find a permanent solution before returning to work. Workers leaving early for personal reasons will set a bad precedence which might be difficult to contain in the future (Ref-s767882). The SWOT analysis would also be helpful in making decisions when faced with delicate situations, where you have to weigh the costs against the benefits and the benefits should always outweigh the costs.</w:t>
+        <w:t>Code of conduct is very important in an organization and should be followed by every member of the organization. Lateness to work and frequent absenteeism without any proper excuse are a cancer to an organization and the sooner they are dealt with the better. For the two employees who have a habit of being late and absent from work the first step would be to sit with them down and try to understand why this happening then point it out to them that it is unacceptable behavior which has consequences as it goes against the company’s code of conduct. I will monitor the two employees and if the behavior continues, l would issue out written warnings and if there is no change after that l would have no choice but to let them go. This whole scenario will show the team that everyone will be afforded a chance to do away with their bad habits which affect productivity at the same time painting a picture which shows that actions have consequences. Bad habits should not be allowed to blossom within a team otherwise they will corrupt the whole team and the costs will be greater in the long run (Ref-f813410).</w:t>
       </w:r>
     </w:p>
     <w:sectPr>
